--- a/report/Project_Report.docx
+++ b/report/Project_Report.docx
@@ -9,19 +9,51 @@
         <w:rPr>
           <w:b/>
           <w:bCs/>
+          <w:u w:val="single"/>
+        </w:rPr>
+      </w:pPr>
+      <w:proofErr w:type="spellStart"/>
+      <w:r>
+        <w:rPr>
+          <w:b/>
+          <w:bCs/>
+          <w:u w:val="single"/>
+        </w:rPr>
+        <w:t>VITyarthi</w:t>
+      </w:r>
+      <w:proofErr w:type="spellEnd"/>
+      <w:r>
+        <w:rPr>
+          <w:b/>
+          <w:bCs/>
+          <w:u w:val="single"/>
+        </w:rPr>
+        <w:t xml:space="preserve"> - Build Your Own Project </w:t>
+      </w:r>
+    </w:p>
+    <w:p>
+      <w:pPr>
+        <w:pStyle w:val="Title"/>
+        <w:spacing w:after="200"/>
+        <w:rPr>
+          <w:b/>
+          <w:bCs/>
           <w:sz w:val="52"/>
           <w:szCs w:val="52"/>
         </w:rPr>
       </w:pPr>
-      <w:r>
+    </w:p>
+    <w:p>
+      <w:pPr>
+        <w:pStyle w:val="Title"/>
+        <w:spacing w:after="200"/>
         <w:rPr>
           <w:b/>
           <w:bCs/>
           <w:sz w:val="52"/>
           <w:szCs w:val="52"/>
         </w:rPr>
-        <w:t>PROJECT REPORT ON:</w:t>
-      </w:r>
+      </w:pPr>
     </w:p>
     <w:p>
       <w:pPr>
@@ -46,23 +78,20 @@
           <w:szCs w:val="52"/>
         </w:rPr>
       </w:pPr>
-    </w:p>
-    <w:p>
-      <w:pPr>
-        <w:pStyle w:val="Title"/>
-        <w:spacing w:after="200"/>
+      <w:r>
         <w:rPr>
           <w:b/>
           <w:bCs/>
           <w:sz w:val="52"/>
           <w:szCs w:val="52"/>
         </w:rPr>
-      </w:pPr>
+        <w:t>PROJECT REPORT ON:</w:t>
+      </w:r>
     </w:p>
     <w:p>
       <w:pPr>
         <w:pStyle w:val="Title"/>
-        <w:spacing w:after="200"/>
+        <w:spacing w:after="200" w:line="360" w:lineRule="auto"/>
         <w:rPr>
           <w:b/>
           <w:bCs/>
@@ -70,6 +99,15 @@
           <w:szCs w:val="52"/>
         </w:rPr>
       </w:pPr>
+      <w:r>
+        <w:rPr>
+          <w:b/>
+          <w:bCs/>
+          <w:sz w:val="52"/>
+          <w:szCs w:val="52"/>
+        </w:rPr>
+        <w:t>Real-Time Face &amp; Emotion Detection Using a Custom CN</w:t>
+      </w:r>
     </w:p>
     <w:p>
       <w:pPr>
@@ -82,15 +120,6 @@
           <w:szCs w:val="52"/>
         </w:rPr>
       </w:pPr>
-      <w:r>
-        <w:rPr>
-          <w:b/>
-          <w:bCs/>
-          <w:sz w:val="52"/>
-          <w:szCs w:val="52"/>
-        </w:rPr>
-        <w:t>Real-Time Face &amp; Emotion Detection Using a Custom CN</w:t>
-      </w:r>
     </w:p>
     <w:p>
       <w:pPr>
@@ -99,18 +128,6 @@
         <w:rPr>
           <w:b/>
           <w:bCs/>
-          <w:sz w:val="52"/>
-          <w:szCs w:val="52"/>
-        </w:rPr>
-      </w:pPr>
-    </w:p>
-    <w:p>
-      <w:pPr>
-        <w:pStyle w:val="Title"/>
-        <w:spacing w:after="200" w:line="360" w:lineRule="auto"/>
-        <w:rPr>
-          <w:b/>
-          <w:bCs/>
           <w:sz w:val="44"/>
           <w:szCs w:val="44"/>
         </w:rPr>
@@ -118,74 +135,6 @@
     </w:p>
     <w:p>
       <w:pPr>
-        <w:pStyle w:val="Title"/>
-        <w:spacing w:after="200" w:line="360" w:lineRule="auto"/>
-        <w:rPr>
-          <w:b/>
-          <w:bCs/>
-          <w:sz w:val="44"/>
-          <w:szCs w:val="44"/>
-        </w:rPr>
-      </w:pPr>
-    </w:p>
-    <w:p>
-      <w:pPr>
-        <w:pStyle w:val="Title"/>
-        <w:spacing w:after="200" w:line="360" w:lineRule="auto"/>
-        <w:rPr>
-          <w:b/>
-          <w:bCs/>
-          <w:sz w:val="44"/>
-          <w:szCs w:val="44"/>
-        </w:rPr>
-      </w:pPr>
-    </w:p>
-    <w:p>
-      <w:pPr>
-        <w:pStyle w:val="Title"/>
-        <w:spacing w:after="200" w:line="360" w:lineRule="auto"/>
-        <w:rPr>
-          <w:b/>
-          <w:bCs/>
-          <w:sz w:val="44"/>
-          <w:szCs w:val="44"/>
-        </w:rPr>
-      </w:pPr>
-    </w:p>
-    <w:p>
-      <w:pPr>
-        <w:pStyle w:val="Title"/>
-        <w:spacing w:after="200" w:line="360" w:lineRule="auto"/>
-        <w:rPr>
-          <w:b/>
-          <w:bCs/>
-          <w:sz w:val="44"/>
-          <w:szCs w:val="44"/>
-        </w:rPr>
-      </w:pPr>
-    </w:p>
-    <w:p>
-      <w:pPr>
-        <w:spacing w:after="150"/>
-        <w:rPr>
-          <w:b/>
-          <w:bCs/>
-          <w:sz w:val="44"/>
-          <w:szCs w:val="44"/>
-        </w:rPr>
-      </w:pPr>
-      <w:r>
-        <w:rPr>
-          <w:b/>
-          <w:bCs/>
-          <w:sz w:val="44"/>
-          <w:szCs w:val="44"/>
-        </w:rPr>
-        <w:t>Course: Computer Vision</w:t>
-      </w:r>
-    </w:p>
-    <w:p>
-      <w:pPr>
         <w:rPr>
           <w:b/>
           <w:bCs/>
@@ -193,13 +142,121 @@
           <w:szCs w:val="36"/>
         </w:rPr>
       </w:pPr>
-      <w:r>
+    </w:p>
+    <w:p>
+      <w:pPr>
         <w:rPr>
           <w:b/>
           <w:bCs/>
           <w:sz w:val="36"/>
           <w:szCs w:val="36"/>
         </w:rPr>
+      </w:pPr>
+    </w:p>
+    <w:p>
+      <w:pPr>
+        <w:rPr>
+          <w:b/>
+          <w:bCs/>
+          <w:sz w:val="36"/>
+          <w:szCs w:val="36"/>
+        </w:rPr>
+      </w:pPr>
+    </w:p>
+    <w:p>
+      <w:pPr>
+        <w:rPr>
+          <w:b/>
+          <w:bCs/>
+          <w:sz w:val="36"/>
+          <w:szCs w:val="36"/>
+        </w:rPr>
+      </w:pPr>
+    </w:p>
+    <w:p>
+      <w:pPr>
+        <w:rPr>
+          <w:b/>
+          <w:bCs/>
+          <w:sz w:val="48"/>
+          <w:szCs w:val="48"/>
+        </w:rPr>
+      </w:pPr>
+      <w:r>
+        <w:rPr>
+          <w:b/>
+          <w:bCs/>
+          <w:sz w:val="48"/>
+          <w:szCs w:val="48"/>
+        </w:rPr>
+        <w:t>NAME- TUSHAR KANTA PASAIT</w:t>
+      </w:r>
+    </w:p>
+    <w:p>
+      <w:pPr>
+        <w:rPr>
+          <w:b/>
+          <w:bCs/>
+          <w:sz w:val="48"/>
+          <w:szCs w:val="48"/>
+        </w:rPr>
+      </w:pPr>
+      <w:r>
+        <w:rPr>
+          <w:b/>
+          <w:bCs/>
+          <w:sz w:val="48"/>
+          <w:szCs w:val="48"/>
+        </w:rPr>
+        <w:t>REG.NOS-24BAI10844</w:t>
+      </w:r>
+    </w:p>
+    <w:p>
+      <w:pPr>
+        <w:spacing w:after="150"/>
+        <w:rPr>
+          <w:b/>
+          <w:bCs/>
+          <w:sz w:val="48"/>
+          <w:szCs w:val="48"/>
+        </w:rPr>
+      </w:pPr>
+      <w:r>
+        <w:rPr>
+          <w:b/>
+          <w:bCs/>
+          <w:sz w:val="48"/>
+          <w:szCs w:val="48"/>
+        </w:rPr>
+        <w:t>COURSE-COMPUTER VISON</w:t>
+      </w:r>
+    </w:p>
+    <w:p>
+      <w:pPr>
+        <w:rPr>
+          <w:b/>
+          <w:bCs/>
+          <w:sz w:val="36"/>
+          <w:szCs w:val="36"/>
+        </w:rPr>
+      </w:pPr>
+    </w:p>
+    <w:p>
+      <w:pPr>
+        <w:rPr>
+          <w:b/>
+          <w:bCs/>
+          <w:sz w:val="36"/>
+          <w:szCs w:val="36"/>
+        </w:rPr>
+      </w:pPr>
+      <w:r>
+        <w:rPr>
+          <w:b/>
+          <w:bCs/>
+          <w:sz w:val="36"/>
+          <w:szCs w:val="36"/>
+        </w:rPr>
         <w:br w:type="page"/>
       </w:r>
     </w:p>
@@ -393,14 +450,7 @@
           <w:sz w:val="24"/>
           <w:szCs w:val="24"/>
         </w:rPr>
-        <w:t>implementation.</w:t>
-      </w:r>
-      <w:r>
-        <w:rPr>
-          <w:sz w:val="24"/>
-          <w:szCs w:val="24"/>
-        </w:rPr>
-        <w:t>.</w:t>
+        <w:t>implementation..</w:t>
       </w:r>
       <w:proofErr w:type="gramEnd"/>
     </w:p>
@@ -495,12 +545,6 @@
         <w:gridCol w:w="3000"/>
       </w:tblGrid>
       <w:tr>
-        <w:tblPrEx>
-          <w:tblCellMar>
-            <w:top w:w="0" w:type="dxa"/>
-            <w:bottom w:w="0" w:type="dxa"/>
-          </w:tblCellMar>
-        </w:tblPrEx>
         <w:tc>
           <w:tcPr>
             <w:tcW w:w="2200" w:type="dxa"/>
@@ -567,12 +611,6 @@
         </w:tc>
       </w:tr>
       <w:tr>
-        <w:tblPrEx>
-          <w:tblCellMar>
-            <w:top w:w="0" w:type="dxa"/>
-            <w:bottom w:w="0" w:type="dxa"/>
-          </w:tblCellMar>
-        </w:tblPrEx>
         <w:tc>
           <w:tcPr>
             <w:tcW w:w="2200" w:type="dxa"/>
@@ -627,12 +665,6 @@
         </w:tc>
       </w:tr>
       <w:tr>
-        <w:tblPrEx>
-          <w:tblCellMar>
-            <w:top w:w="0" w:type="dxa"/>
-            <w:bottom w:w="0" w:type="dxa"/>
-          </w:tblCellMar>
-        </w:tblPrEx>
         <w:tc>
           <w:tcPr>
             <w:tcW w:w="2200" w:type="dxa"/>
@@ -689,12 +721,6 @@
         </w:tc>
       </w:tr>
       <w:tr>
-        <w:tblPrEx>
-          <w:tblCellMar>
-            <w:top w:w="0" w:type="dxa"/>
-            <w:bottom w:w="0" w:type="dxa"/>
-          </w:tblCellMar>
-        </w:tblPrEx>
         <w:tc>
           <w:tcPr>
             <w:tcW w:w="2200" w:type="dxa"/>
@@ -989,12 +1015,6 @@
         <w:gridCol w:w="2738"/>
       </w:tblGrid>
       <w:tr>
-        <w:tblPrEx>
-          <w:tblCellMar>
-            <w:top w:w="0" w:type="dxa"/>
-            <w:bottom w:w="0" w:type="dxa"/>
-          </w:tblCellMar>
-        </w:tblPrEx>
         <w:trPr>
           <w:trHeight w:val="571"/>
         </w:trPr>
@@ -1048,12 +1068,6 @@
         </w:tc>
       </w:tr>
       <w:tr>
-        <w:tblPrEx>
-          <w:tblCellMar>
-            <w:top w:w="0" w:type="dxa"/>
-            <w:bottom w:w="0" w:type="dxa"/>
-          </w:tblCellMar>
-        </w:tblPrEx>
         <w:trPr>
           <w:trHeight w:val="571"/>
         </w:trPr>
@@ -1098,12 +1112,6 @@
         </w:tc>
       </w:tr>
       <w:tr>
-        <w:tblPrEx>
-          <w:tblCellMar>
-            <w:top w:w="0" w:type="dxa"/>
-            <w:bottom w:w="0" w:type="dxa"/>
-          </w:tblCellMar>
-        </w:tblPrEx>
         <w:trPr>
           <w:trHeight w:val="571"/>
         </w:trPr>
@@ -1206,12 +1214,6 @@
         </w:tc>
       </w:tr>
       <w:tr>
-        <w:tblPrEx>
-          <w:tblCellMar>
-            <w:top w:w="0" w:type="dxa"/>
-            <w:bottom w:w="0" w:type="dxa"/>
-          </w:tblCellMar>
-        </w:tblPrEx>
         <w:trPr>
           <w:trHeight w:val="571"/>
         </w:trPr>
@@ -1314,12 +1316,6 @@
         </w:tc>
       </w:tr>
       <w:tr>
-        <w:tblPrEx>
-          <w:tblCellMar>
-            <w:top w:w="0" w:type="dxa"/>
-            <w:bottom w:w="0" w:type="dxa"/>
-          </w:tblCellMar>
-        </w:tblPrEx>
         <w:trPr>
           <w:trHeight w:val="571"/>
         </w:trPr>
@@ -1394,12 +1390,6 @@
         </w:tc>
       </w:tr>
       <w:tr>
-        <w:tblPrEx>
-          <w:tblCellMar>
-            <w:top w:w="0" w:type="dxa"/>
-            <w:bottom w:w="0" w:type="dxa"/>
-          </w:tblCellMar>
-        </w:tblPrEx>
         <w:trPr>
           <w:trHeight w:val="571"/>
         </w:trPr>
@@ -1566,15 +1556,7 @@
           <w:sz w:val="24"/>
           <w:szCs w:val="24"/>
         </w:rPr>
-        <w:t xml:space="preserve"> the starting learning rate at 0.001 (1e-3) along with a weight decay of 1e-4 to help with regularization</w:t>
-      </w:r>
-      <w:r>
-        <w:rPr>
-          <w:color w:val="auto"/>
-          <w:sz w:val="24"/>
-          <w:szCs w:val="24"/>
-        </w:rPr>
-        <w:t>.</w:t>
+        <w:t xml:space="preserve"> the starting learning rate at 0.001 (1e-3) along with a weight decay of 1e-4 to help with regularization.</w:t>
       </w:r>
     </w:p>
     <w:p>
@@ -1798,39 +1780,197 @@
     <w:p>
       <w:pPr>
         <w:spacing w:after="150"/>
-      </w:pPr>
-      <w:r>
+        <w:rPr>
+          <w:sz w:val="24"/>
+          <w:szCs w:val="24"/>
+        </w:rPr>
+      </w:pPr>
+      <w:r>
+        <w:rPr>
+          <w:sz w:val="24"/>
+          <w:szCs w:val="24"/>
+        </w:rPr>
         <w:t xml:space="preserve">Training and evaluation were run using the scripts in </w:t>
       </w:r>
       <w:proofErr w:type="spellStart"/>
       <w:r>
+        <w:rPr>
+          <w:sz w:val="24"/>
+          <w:szCs w:val="24"/>
+        </w:rPr>
         <w:t>src</w:t>
       </w:r>
       <w:proofErr w:type="spellEnd"/>
       <w:r>
+        <w:rPr>
+          <w:sz w:val="24"/>
+          <w:szCs w:val="24"/>
+        </w:rPr>
         <w:t>/ (train.py, evaluate.py). Hardware and exact hyperparameters used for the reported run:</w:t>
       </w:r>
     </w:p>
     <w:p>
       <w:pPr>
         <w:spacing w:after="150"/>
-      </w:pPr>
-      <w:r>
-        <w:rPr>
-          <w:b/>
-          <w:bCs/>
-          <w:color w:val="C0392B"/>
-        </w:rPr>
-        <w:t xml:space="preserve">[TO FILL IN AFTER TRAINING] </w:t>
-      </w:r>
-      <w:r>
         <w:rPr>
           <w:i/>
           <w:iCs/>
-          <w:color w:val="C0392B"/>
-        </w:rPr>
-        <w:t>Fill in your actual training hardware (CPU/GPU model), total training time, number of epochs actually run before early stopping, and final hyperparameters if different from the defaults.</w:t>
-      </w:r>
+          <w:sz w:val="24"/>
+          <w:szCs w:val="24"/>
+        </w:rPr>
+      </w:pPr>
+      <w:r>
+        <w:rPr>
+          <w:b/>
+          <w:bCs/>
+          <w:sz w:val="24"/>
+          <w:szCs w:val="24"/>
+        </w:rPr>
+        <w:t>Hardware: CPU-based training was performed on a Windows system.</w:t>
+      </w:r>
+      <w:r>
+        <w:rPr>
+          <w:b/>
+          <w:bCs/>
+          <w:sz w:val="24"/>
+          <w:szCs w:val="24"/>
+        </w:rPr>
+        <w:br/>
+        <w:t>Dataset: FER2013 with 28,709 training images and 3,589 validation and 3,589 private-test images.</w:t>
+      </w:r>
+      <w:r>
+        <w:rPr>
+          <w:b/>
+          <w:bCs/>
+          <w:sz w:val="24"/>
+          <w:szCs w:val="24"/>
+        </w:rPr>
+        <w:br/>
+        <w:t>Batch size: 64</w:t>
+      </w:r>
+      <w:r>
+        <w:rPr>
+          <w:b/>
+          <w:bCs/>
+          <w:sz w:val="24"/>
+          <w:szCs w:val="24"/>
+        </w:rPr>
+        <w:br/>
+        <w:t>Optimizer: Adam</w:t>
+      </w:r>
+      <w:r>
+        <w:rPr>
+          <w:b/>
+          <w:bCs/>
+          <w:sz w:val="24"/>
+          <w:szCs w:val="24"/>
+        </w:rPr>
+        <w:br/>
+        <w:t>Initial learning rate: 0.001</w:t>
+      </w:r>
+      <w:r>
+        <w:rPr>
+          <w:b/>
+          <w:bCs/>
+          <w:sz w:val="24"/>
+          <w:szCs w:val="24"/>
+        </w:rPr>
+        <w:br/>
+        <w:t>Weight decay: 0.0001</w:t>
+      </w:r>
+      <w:r>
+        <w:rPr>
+          <w:b/>
+          <w:bCs/>
+          <w:sz w:val="24"/>
+          <w:szCs w:val="24"/>
+        </w:rPr>
+        <w:br/>
+        <w:t>Epochs: 40</w:t>
+      </w:r>
+      <w:r>
+        <w:rPr>
+          <w:b/>
+          <w:bCs/>
+          <w:sz w:val="24"/>
+          <w:szCs w:val="24"/>
+        </w:rPr>
+        <w:br/>
+        <w:t>Best validation accuracy: 64.95%</w:t>
+      </w:r>
+      <w:r>
+        <w:rPr>
+          <w:i/>
+          <w:iCs/>
+          <w:sz w:val="24"/>
+          <w:szCs w:val="24"/>
+        </w:rPr>
+        <w:t>.</w:t>
+      </w:r>
+    </w:p>
+    <w:p>
+      <w:pPr>
+        <w:spacing w:after="150"/>
+        <w:rPr>
+          <w:i/>
+          <w:iCs/>
+          <w:sz w:val="24"/>
+          <w:szCs w:val="24"/>
+        </w:rPr>
+      </w:pPr>
+    </w:p>
+    <w:p>
+      <w:pPr>
+        <w:spacing w:after="150"/>
+        <w:rPr>
+          <w:i/>
+          <w:iCs/>
+          <w:sz w:val="24"/>
+          <w:szCs w:val="24"/>
+        </w:rPr>
+      </w:pPr>
+    </w:p>
+    <w:p>
+      <w:pPr>
+        <w:spacing w:after="150"/>
+        <w:rPr>
+          <w:i/>
+          <w:iCs/>
+          <w:sz w:val="24"/>
+          <w:szCs w:val="24"/>
+        </w:rPr>
+      </w:pPr>
+    </w:p>
+    <w:p>
+      <w:pPr>
+        <w:spacing w:after="150"/>
+        <w:rPr>
+          <w:i/>
+          <w:iCs/>
+          <w:sz w:val="24"/>
+          <w:szCs w:val="24"/>
+        </w:rPr>
+      </w:pPr>
+    </w:p>
+    <w:p>
+      <w:pPr>
+        <w:spacing w:after="150"/>
+        <w:rPr>
+          <w:i/>
+          <w:iCs/>
+          <w:sz w:val="24"/>
+          <w:szCs w:val="24"/>
+        </w:rPr>
+      </w:pPr>
+    </w:p>
+    <w:p>
+      <w:pPr>
+        <w:spacing w:after="150"/>
+        <w:rPr>
+          <w:sz w:val="24"/>
+          <w:szCs w:val="24"/>
+        </w:rPr>
+      </w:pPr>
     </w:p>
     <w:p>
       <w:pPr>
@@ -1848,6 +1988,7 @@
           <w:bCs/>
           <w:color w:val="auto"/>
         </w:rPr>
+        <w:lastRenderedPageBreak/>
         <w:t>6. Results</w:t>
       </w:r>
     </w:p>
@@ -1872,111 +2013,137 @@
     </w:p>
     <w:p>
       <w:pPr>
+        <w:pStyle w:val="Heading2"/>
+        <w:spacing w:before="200" w:after="100"/>
+        <w:rPr>
+          <w:b/>
+          <w:bCs/>
+          <w:color w:val="auto"/>
+        </w:rPr>
+      </w:pPr>
+      <w:r>
+        <w:rPr>
+          <w:b/>
+          <w:bCs/>
+          <w:noProof/>
+          <w:color w:val="auto"/>
+        </w:rPr>
+        <w:drawing>
+          <wp:inline distT="0" distB="0" distL="0" distR="0" wp14:anchorId="270BEF09" wp14:editId="1C910203">
+            <wp:extent cx="6416040" cy="3436620"/>
+            <wp:effectExtent l="0" t="0" r="3810" b="0"/>
+            <wp:docPr id="2114965433" name="Picture 1"/>
+            <wp:cNvGraphicFramePr>
+              <a:graphicFrameLocks xmlns:a="http://schemas.openxmlformats.org/drawingml/2006/main" noChangeAspect="1"/>
+            </wp:cNvGraphicFramePr>
+            <a:graphic xmlns:a="http://schemas.openxmlformats.org/drawingml/2006/main">
+              <a:graphicData uri="http://schemas.openxmlformats.org/drawingml/2006/picture">
+                <pic:pic xmlns:pic="http://schemas.openxmlformats.org/drawingml/2006/picture">
+                  <pic:nvPicPr>
+                    <pic:cNvPr id="2114965433" name="Picture 2114965433"/>
+                    <pic:cNvPicPr/>
+                  </pic:nvPicPr>
+                  <pic:blipFill>
+                    <a:blip r:embed="rId5">
+                      <a:extLst>
+                        <a:ext uri="{28A0092B-C50C-407E-A947-70E740481C1C}">
+                          <a14:useLocalDpi xmlns:a14="http://schemas.microsoft.com/office/drawing/2010/main" val="0"/>
+                        </a:ext>
+                      </a:extLst>
+                    </a:blip>
+                    <a:stretch>
+                      <a:fillRect/>
+                    </a:stretch>
+                  </pic:blipFill>
+                  <pic:spPr>
+                    <a:xfrm>
+                      <a:off x="0" y="0"/>
+                      <a:ext cx="6416040" cy="3436620"/>
+                    </a:xfrm>
+                    <a:prstGeom prst="rect">
+                      <a:avLst/>
+                    </a:prstGeom>
+                  </pic:spPr>
+                </pic:pic>
+              </a:graphicData>
+            </a:graphic>
+          </wp:inline>
+        </w:drawing>
+      </w:r>
+    </w:p>
+    <w:p>
+      <w:pPr>
+        <w:pStyle w:val="Heading2"/>
+        <w:spacing w:before="200" w:after="100"/>
+        <w:rPr>
+          <w:b/>
+          <w:bCs/>
+          <w:color w:val="auto"/>
+        </w:rPr>
+      </w:pPr>
+      <w:r>
+        <w:rPr>
+          <w:b/>
+          <w:bCs/>
+          <w:color w:val="auto"/>
+        </w:rPr>
+        <w:t>6.2 Test Set Performance</w:t>
+      </w:r>
+    </w:p>
+    <w:p>
+      <w:pPr>
         <w:spacing w:after="150"/>
-      </w:pPr>
-      <w:r>
-        <w:rPr>
-          <w:b/>
-          <w:bCs/>
-          <w:color w:val="C0392B"/>
-        </w:rPr>
-        <w:t xml:space="preserve">[TO FILL IN AFTER TRAINING] </w:t>
-      </w:r>
-      <w:r>
-        <w:rPr>
-          <w:i/>
-          <w:iCs/>
-          <w:color w:val="C0392B"/>
-        </w:rPr>
-        <w:t xml:space="preserve">After running `python -m </w:t>
+        <w:rPr>
+          <w:sz w:val="24"/>
+          <w:szCs w:val="24"/>
+        </w:rPr>
+      </w:pPr>
+      <w:r>
+        <w:rPr>
+          <w:sz w:val="24"/>
+          <w:szCs w:val="24"/>
+        </w:rPr>
+        <w:t xml:space="preserve">After running python -m </w:t>
       </w:r>
       <w:proofErr w:type="spellStart"/>
       <w:proofErr w:type="gramStart"/>
       <w:r>
         <w:rPr>
-          <w:i/>
-          <w:iCs/>
-          <w:color w:val="C0392B"/>
-        </w:rPr>
-        <w:t>src.train</w:t>
+          <w:sz w:val="24"/>
+          <w:szCs w:val="24"/>
+        </w:rPr>
+        <w:t>src.evaluate</w:t>
       </w:r>
       <w:proofErr w:type="spellEnd"/>
       <w:proofErr w:type="gramEnd"/>
       <w:r>
         <w:rPr>
-          <w:i/>
-          <w:iCs/>
-          <w:color w:val="C0392B"/>
-        </w:rPr>
-        <w:t>`, insert the generated assets/training_curves.png image here and briefly describe the trend (e.g., whether train/</w:t>
+          <w:sz w:val="24"/>
+          <w:szCs w:val="24"/>
+        </w:rPr>
+        <w:t xml:space="preserve"> on the </w:t>
       </w:r>
       <w:proofErr w:type="spellStart"/>
       <w:r>
         <w:rPr>
-          <w:i/>
-          <w:iCs/>
-          <w:color w:val="C0392B"/>
-        </w:rPr>
-        <w:t>val</w:t>
+          <w:sz w:val="24"/>
+          <w:szCs w:val="24"/>
+        </w:rPr>
+        <w:t>PrivateTest</w:t>
       </w:r>
       <w:proofErr w:type="spellEnd"/>
       <w:r>
         <w:rPr>
-          <w:i/>
-          <w:iCs/>
-          <w:color w:val="C0392B"/>
-        </w:rPr>
-        <w:t xml:space="preserve"> loss converged, any signs of overfitting).</w:t>
-      </w:r>
-    </w:p>
-    <w:p>
-      <w:pPr>
-        <w:pStyle w:val="Heading2"/>
-        <w:spacing w:before="200" w:after="100"/>
-        <w:rPr>
-          <w:b/>
-          <w:bCs/>
-          <w:color w:val="auto"/>
-        </w:rPr>
-      </w:pPr>
-      <w:r>
-        <w:rPr>
-          <w:b/>
-          <w:bCs/>
-          <w:color w:val="auto"/>
-        </w:rPr>
-        <w:t>6.2 Test Set Performance</w:t>
-      </w:r>
-    </w:p>
-    <w:p>
-      <w:pPr>
-        <w:spacing w:after="150"/>
-      </w:pPr>
-      <w:r>
-        <w:t xml:space="preserve">After running python -m </w:t>
-      </w:r>
-      <w:proofErr w:type="spellStart"/>
-      <w:proofErr w:type="gramStart"/>
-      <w:r>
-        <w:t>src.evaluate</w:t>
-      </w:r>
-      <w:proofErr w:type="spellEnd"/>
-      <w:proofErr w:type="gramEnd"/>
-      <w:r>
-        <w:t xml:space="preserve"> on the </w:t>
-      </w:r>
-      <w:proofErr w:type="spellStart"/>
-      <w:r>
-        <w:t>PrivateTest</w:t>
-      </w:r>
-      <w:proofErr w:type="spellEnd"/>
-      <w:r>
+          <w:sz w:val="24"/>
+          <w:szCs w:val="24"/>
+        </w:rPr>
         <w:t xml:space="preserve"> split, record the overall accuracy and per-class precision/recall/F1 below.</w:t>
       </w:r>
     </w:p>
     <w:tbl>
       <w:tblPr>
-        <w:tblW w:w="11000" w:type="dxa"/>
+        <w:tblW w:w="11482" w:type="dxa"/>
+        <w:tblInd w:w="-731" w:type="dxa"/>
         <w:tblBorders>
           <w:top w:val="single" w:sz="4" w:space="0" w:color="auto"/>
           <w:left w:val="single" w:sz="4" w:space="0" w:color="auto"/>
@@ -1992,21 +2159,18 @@
         <w:tblLook w:val="0000" w:firstRow="0" w:lastRow="0" w:firstColumn="0" w:lastColumn="0" w:noHBand="0" w:noVBand="0"/>
       </w:tblPr>
       <w:tblGrid>
-        <w:gridCol w:w="3200"/>
-        <w:gridCol w:w="2600"/>
-        <w:gridCol w:w="2600"/>
-        <w:gridCol w:w="2600"/>
+        <w:gridCol w:w="3340"/>
+        <w:gridCol w:w="2714"/>
+        <w:gridCol w:w="2714"/>
+        <w:gridCol w:w="2714"/>
       </w:tblGrid>
       <w:tr>
-        <w:tblPrEx>
-          <w:tblCellMar>
-            <w:top w:w="0" w:type="dxa"/>
-            <w:bottom w:w="0" w:type="dxa"/>
-          </w:tblCellMar>
-        </w:tblPrEx>
-        <w:tc>
-          <w:tcPr>
-            <w:tcW w:w="3200" w:type="dxa"/>
+        <w:trPr>
+          <w:trHeight w:val="546"/>
+        </w:trPr>
+        <w:tc>
+          <w:tcPr>
+            <w:tcW w:w="3340" w:type="dxa"/>
             <w:shd w:val="clear" w:color="auto" w:fill="2C3E50"/>
           </w:tcPr>
           <w:p>
@@ -2022,7 +2186,7 @@
         </w:tc>
         <w:tc>
           <w:tcPr>
-            <w:tcW w:w="2600" w:type="dxa"/>
+            <w:tcW w:w="2714" w:type="dxa"/>
             <w:shd w:val="clear" w:color="auto" w:fill="2C3E50"/>
           </w:tcPr>
           <w:p>
@@ -2038,7 +2202,7 @@
         </w:tc>
         <w:tc>
           <w:tcPr>
-            <w:tcW w:w="2600" w:type="dxa"/>
+            <w:tcW w:w="2714" w:type="dxa"/>
             <w:shd w:val="clear" w:color="auto" w:fill="2C3E50"/>
           </w:tcPr>
           <w:p>
@@ -2054,7 +2218,7 @@
         </w:tc>
         <w:tc>
           <w:tcPr>
-            <w:tcW w:w="2600" w:type="dxa"/>
+            <w:tcW w:w="2714" w:type="dxa"/>
             <w:shd w:val="clear" w:color="auto" w:fill="2C3E50"/>
           </w:tcPr>
           <w:p>
@@ -2070,482 +2234,393 @@
         </w:tc>
       </w:tr>
       <w:tr>
-        <w:tblPrEx>
-          <w:tblCellMar>
-            <w:top w:w="0" w:type="dxa"/>
-            <w:bottom w:w="0" w:type="dxa"/>
-          </w:tblCellMar>
-        </w:tblPrEx>
-        <w:tc>
-          <w:tcPr>
-            <w:tcW w:w="3200" w:type="dxa"/>
-          </w:tcPr>
-          <w:p>
-            <w:r>
-              <w:rPr>
-                <w:color w:val="000000"/>
-              </w:rPr>
+        <w:trPr>
+          <w:trHeight w:val="546"/>
+        </w:trPr>
+        <w:tc>
+          <w:tcPr>
+            <w:tcW w:w="3340" w:type="dxa"/>
+            <w:vAlign w:val="center"/>
+          </w:tcPr>
+          <w:p>
+            <w:r>
               <w:t>Angry</w:t>
             </w:r>
           </w:p>
         </w:tc>
         <w:tc>
           <w:tcPr>
-            <w:tcW w:w="2600" w:type="dxa"/>
-          </w:tcPr>
-          <w:p>
-            <w:r>
-              <w:rPr>
-                <w:color w:val="000000"/>
-              </w:rPr>
-              <w:t>TBD</w:t>
-            </w:r>
-          </w:p>
-        </w:tc>
-        <w:tc>
-          <w:tcPr>
-            <w:tcW w:w="2600" w:type="dxa"/>
-          </w:tcPr>
-          <w:p>
-            <w:r>
-              <w:rPr>
-                <w:color w:val="000000"/>
-              </w:rPr>
-              <w:t>TBD</w:t>
-            </w:r>
-          </w:p>
-        </w:tc>
-        <w:tc>
-          <w:tcPr>
-            <w:tcW w:w="2600" w:type="dxa"/>
-          </w:tcPr>
-          <w:p>
-            <w:r>
-              <w:rPr>
-                <w:color w:val="000000"/>
-              </w:rPr>
-              <w:t>TBD</w:t>
+            <w:tcW w:w="2714" w:type="dxa"/>
+            <w:vAlign w:val="center"/>
+          </w:tcPr>
+          <w:p>
+            <w:r>
+              <w:t>0.646</w:t>
+            </w:r>
+          </w:p>
+        </w:tc>
+        <w:tc>
+          <w:tcPr>
+            <w:tcW w:w="2714" w:type="dxa"/>
+            <w:vAlign w:val="center"/>
+          </w:tcPr>
+          <w:p>
+            <w:r>
+              <w:t>0.558</w:t>
+            </w:r>
+          </w:p>
+        </w:tc>
+        <w:tc>
+          <w:tcPr>
+            <w:tcW w:w="2714" w:type="dxa"/>
+            <w:vAlign w:val="center"/>
+          </w:tcPr>
+          <w:p>
+            <w:r>
+              <w:t>0.599</w:t>
             </w:r>
           </w:p>
         </w:tc>
       </w:tr>
       <w:tr>
-        <w:tblPrEx>
-          <w:tblCellMar>
-            <w:top w:w="0" w:type="dxa"/>
-            <w:bottom w:w="0" w:type="dxa"/>
-          </w:tblCellMar>
-        </w:tblPrEx>
-        <w:tc>
-          <w:tcPr>
-            <w:tcW w:w="3200" w:type="dxa"/>
-          </w:tcPr>
-          <w:p>
-            <w:r>
-              <w:rPr>
-                <w:color w:val="000000"/>
-              </w:rPr>
+        <w:trPr>
+          <w:trHeight w:val="546"/>
+        </w:trPr>
+        <w:tc>
+          <w:tcPr>
+            <w:tcW w:w="3340" w:type="dxa"/>
+            <w:vAlign w:val="center"/>
+          </w:tcPr>
+          <w:p>
+            <w:r>
               <w:t>Disgust</w:t>
             </w:r>
           </w:p>
         </w:tc>
         <w:tc>
           <w:tcPr>
-            <w:tcW w:w="2600" w:type="dxa"/>
-          </w:tcPr>
-          <w:p>
-            <w:r>
-              <w:rPr>
-                <w:color w:val="000000"/>
-              </w:rPr>
-              <w:t>TBD</w:t>
-            </w:r>
-          </w:p>
-        </w:tc>
-        <w:tc>
-          <w:tcPr>
-            <w:tcW w:w="2600" w:type="dxa"/>
-          </w:tcPr>
-          <w:p>
-            <w:r>
-              <w:rPr>
-                <w:color w:val="000000"/>
-              </w:rPr>
-              <w:t>TBD</w:t>
-            </w:r>
-          </w:p>
-        </w:tc>
-        <w:tc>
-          <w:tcPr>
-            <w:tcW w:w="2600" w:type="dxa"/>
-          </w:tcPr>
-          <w:p>
-            <w:r>
-              <w:rPr>
-                <w:color w:val="000000"/>
-              </w:rPr>
-              <w:t>TBD</w:t>
+            <w:tcW w:w="2714" w:type="dxa"/>
+            <w:vAlign w:val="center"/>
+          </w:tcPr>
+          <w:p>
+            <w:r>
+              <w:t>0.583</w:t>
+            </w:r>
+          </w:p>
+        </w:tc>
+        <w:tc>
+          <w:tcPr>
+            <w:tcW w:w="2714" w:type="dxa"/>
+            <w:vAlign w:val="center"/>
+          </w:tcPr>
+          <w:p>
+            <w:r>
+              <w:t>0.382</w:t>
+            </w:r>
+          </w:p>
+        </w:tc>
+        <w:tc>
+          <w:tcPr>
+            <w:tcW w:w="2714" w:type="dxa"/>
+            <w:vAlign w:val="center"/>
+          </w:tcPr>
+          <w:p>
+            <w:r>
+              <w:t>0.462</w:t>
             </w:r>
           </w:p>
         </w:tc>
       </w:tr>
       <w:tr>
-        <w:tblPrEx>
-          <w:tblCellMar>
-            <w:top w:w="0" w:type="dxa"/>
-            <w:bottom w:w="0" w:type="dxa"/>
-          </w:tblCellMar>
-        </w:tblPrEx>
-        <w:tc>
-          <w:tcPr>
-            <w:tcW w:w="3200" w:type="dxa"/>
-          </w:tcPr>
-          <w:p>
-            <w:r>
-              <w:rPr>
-                <w:color w:val="000000"/>
-              </w:rPr>
+        <w:trPr>
+          <w:trHeight w:val="546"/>
+        </w:trPr>
+        <w:tc>
+          <w:tcPr>
+            <w:tcW w:w="3340" w:type="dxa"/>
+            <w:vAlign w:val="center"/>
+          </w:tcPr>
+          <w:p>
+            <w:r>
               <w:t>Fear</w:t>
             </w:r>
           </w:p>
         </w:tc>
         <w:tc>
           <w:tcPr>
-            <w:tcW w:w="2600" w:type="dxa"/>
-          </w:tcPr>
-          <w:p>
-            <w:r>
-              <w:rPr>
-                <w:color w:val="000000"/>
-              </w:rPr>
-              <w:t>TBD</w:t>
-            </w:r>
-          </w:p>
-        </w:tc>
-        <w:tc>
-          <w:tcPr>
-            <w:tcW w:w="2600" w:type="dxa"/>
-          </w:tcPr>
-          <w:p>
-            <w:r>
-              <w:rPr>
-                <w:color w:val="000000"/>
-              </w:rPr>
-              <w:t>TBD</w:t>
-            </w:r>
-          </w:p>
-        </w:tc>
-        <w:tc>
-          <w:tcPr>
-            <w:tcW w:w="2600" w:type="dxa"/>
-          </w:tcPr>
-          <w:p>
-            <w:r>
-              <w:rPr>
-                <w:color w:val="000000"/>
-              </w:rPr>
-              <w:t>TBD</w:t>
+            <w:tcW w:w="2714" w:type="dxa"/>
+            <w:vAlign w:val="center"/>
+          </w:tcPr>
+          <w:p>
+            <w:r>
+              <w:t>0.529</w:t>
+            </w:r>
+          </w:p>
+        </w:tc>
+        <w:tc>
+          <w:tcPr>
+            <w:tcW w:w="2714" w:type="dxa"/>
+            <w:vAlign w:val="center"/>
+          </w:tcPr>
+          <w:p>
+            <w:r>
+              <w:t>0.413</w:t>
+            </w:r>
+          </w:p>
+        </w:tc>
+        <w:tc>
+          <w:tcPr>
+            <w:tcW w:w="2714" w:type="dxa"/>
+            <w:vAlign w:val="center"/>
+          </w:tcPr>
+          <w:p>
+            <w:r>
+              <w:t>0.464</w:t>
             </w:r>
           </w:p>
         </w:tc>
       </w:tr>
       <w:tr>
-        <w:tblPrEx>
-          <w:tblCellMar>
-            <w:top w:w="0" w:type="dxa"/>
-            <w:bottom w:w="0" w:type="dxa"/>
-          </w:tblCellMar>
-        </w:tblPrEx>
-        <w:tc>
-          <w:tcPr>
-            <w:tcW w:w="3200" w:type="dxa"/>
-          </w:tcPr>
-          <w:p>
-            <w:r>
-              <w:rPr>
-                <w:color w:val="000000"/>
-              </w:rPr>
+        <w:trPr>
+          <w:trHeight w:val="546"/>
+        </w:trPr>
+        <w:tc>
+          <w:tcPr>
+            <w:tcW w:w="3340" w:type="dxa"/>
+            <w:vAlign w:val="center"/>
+          </w:tcPr>
+          <w:p>
+            <w:r>
               <w:t>Happy</w:t>
             </w:r>
           </w:p>
         </w:tc>
         <w:tc>
           <w:tcPr>
-            <w:tcW w:w="2600" w:type="dxa"/>
-          </w:tcPr>
-          <w:p>
-            <w:r>
-              <w:rPr>
-                <w:color w:val="000000"/>
-              </w:rPr>
-              <w:t>TBD</w:t>
-            </w:r>
-          </w:p>
-        </w:tc>
-        <w:tc>
-          <w:tcPr>
-            <w:tcW w:w="2600" w:type="dxa"/>
-          </w:tcPr>
-          <w:p>
-            <w:r>
-              <w:rPr>
-                <w:color w:val="000000"/>
-              </w:rPr>
-              <w:t>TBD</w:t>
-            </w:r>
-          </w:p>
-        </w:tc>
-        <w:tc>
-          <w:tcPr>
-            <w:tcW w:w="2600" w:type="dxa"/>
-          </w:tcPr>
-          <w:p>
-            <w:r>
-              <w:rPr>
-                <w:color w:val="000000"/>
-              </w:rPr>
-              <w:t>TBD</w:t>
+            <w:tcW w:w="2714" w:type="dxa"/>
+            <w:vAlign w:val="center"/>
+          </w:tcPr>
+          <w:p>
+            <w:r>
+              <w:t>0.826</w:t>
+            </w:r>
+          </w:p>
+        </w:tc>
+        <w:tc>
+          <w:tcPr>
+            <w:tcW w:w="2714" w:type="dxa"/>
+            <w:vAlign w:val="center"/>
+          </w:tcPr>
+          <w:p>
+            <w:r>
+              <w:t>0.910</w:t>
+            </w:r>
+          </w:p>
+        </w:tc>
+        <w:tc>
+          <w:tcPr>
+            <w:tcW w:w="2714" w:type="dxa"/>
+            <w:vAlign w:val="center"/>
+          </w:tcPr>
+          <w:p>
+            <w:r>
+              <w:t>0.866</w:t>
             </w:r>
           </w:p>
         </w:tc>
       </w:tr>
       <w:tr>
-        <w:tblPrEx>
-          <w:tblCellMar>
-            <w:top w:w="0" w:type="dxa"/>
-            <w:bottom w:w="0" w:type="dxa"/>
-          </w:tblCellMar>
-        </w:tblPrEx>
-        <w:tc>
-          <w:tcPr>
-            <w:tcW w:w="3200" w:type="dxa"/>
-          </w:tcPr>
-          <w:p>
-            <w:r>
-              <w:rPr>
-                <w:color w:val="000000"/>
-              </w:rPr>
+        <w:trPr>
+          <w:trHeight w:val="546"/>
+        </w:trPr>
+        <w:tc>
+          <w:tcPr>
+            <w:tcW w:w="3340" w:type="dxa"/>
+            <w:vAlign w:val="center"/>
+          </w:tcPr>
+          <w:p>
+            <w:r>
               <w:t>Sad</w:t>
             </w:r>
           </w:p>
         </w:tc>
         <w:tc>
           <w:tcPr>
-            <w:tcW w:w="2600" w:type="dxa"/>
-          </w:tcPr>
-          <w:p>
-            <w:r>
-              <w:rPr>
-                <w:color w:val="000000"/>
-              </w:rPr>
-              <w:t>TBD</w:t>
-            </w:r>
-          </w:p>
-        </w:tc>
-        <w:tc>
-          <w:tcPr>
-            <w:tcW w:w="2600" w:type="dxa"/>
-          </w:tcPr>
-          <w:p>
-            <w:r>
-              <w:rPr>
-                <w:color w:val="000000"/>
-              </w:rPr>
-              <w:t>TBD</w:t>
-            </w:r>
-          </w:p>
-        </w:tc>
-        <w:tc>
-          <w:tcPr>
-            <w:tcW w:w="2600" w:type="dxa"/>
-          </w:tcPr>
-          <w:p>
-            <w:r>
-              <w:rPr>
-                <w:color w:val="000000"/>
-              </w:rPr>
-              <w:t>TBD</w:t>
+            <w:tcW w:w="2714" w:type="dxa"/>
+            <w:vAlign w:val="center"/>
+          </w:tcPr>
+          <w:p>
+            <w:r>
+              <w:t>0.506</w:t>
+            </w:r>
+          </w:p>
+        </w:tc>
+        <w:tc>
+          <w:tcPr>
+            <w:tcW w:w="2714" w:type="dxa"/>
+            <w:vAlign w:val="center"/>
+          </w:tcPr>
+          <w:p>
+            <w:r>
+              <w:t>0.574</w:t>
+            </w:r>
+          </w:p>
+        </w:tc>
+        <w:tc>
+          <w:tcPr>
+            <w:tcW w:w="2714" w:type="dxa"/>
+            <w:vAlign w:val="center"/>
+          </w:tcPr>
+          <w:p>
+            <w:r>
+              <w:t>0.538</w:t>
             </w:r>
           </w:p>
         </w:tc>
       </w:tr>
       <w:tr>
-        <w:tblPrEx>
-          <w:tblCellMar>
-            <w:top w:w="0" w:type="dxa"/>
-            <w:bottom w:w="0" w:type="dxa"/>
-          </w:tblCellMar>
-        </w:tblPrEx>
-        <w:tc>
-          <w:tcPr>
-            <w:tcW w:w="3200" w:type="dxa"/>
-          </w:tcPr>
-          <w:p>
-            <w:r>
-              <w:rPr>
-                <w:color w:val="000000"/>
-              </w:rPr>
+        <w:trPr>
+          <w:trHeight w:val="546"/>
+        </w:trPr>
+        <w:tc>
+          <w:tcPr>
+            <w:tcW w:w="3340" w:type="dxa"/>
+            <w:vAlign w:val="center"/>
+          </w:tcPr>
+          <w:p>
+            <w:r>
               <w:t>Surprise</w:t>
             </w:r>
           </w:p>
         </w:tc>
         <w:tc>
           <w:tcPr>
-            <w:tcW w:w="2600" w:type="dxa"/>
-          </w:tcPr>
-          <w:p>
-            <w:r>
-              <w:rPr>
-                <w:color w:val="000000"/>
-              </w:rPr>
-              <w:t>TBD</w:t>
-            </w:r>
-          </w:p>
-        </w:tc>
-        <w:tc>
-          <w:tcPr>
-            <w:tcW w:w="2600" w:type="dxa"/>
-          </w:tcPr>
-          <w:p>
-            <w:r>
-              <w:rPr>
-                <w:color w:val="000000"/>
-              </w:rPr>
-              <w:t>TBD</w:t>
-            </w:r>
-          </w:p>
-        </w:tc>
-        <w:tc>
-          <w:tcPr>
-            <w:tcW w:w="2600" w:type="dxa"/>
-          </w:tcPr>
-          <w:p>
-            <w:r>
-              <w:rPr>
-                <w:color w:val="000000"/>
-              </w:rPr>
-              <w:t>TBD</w:t>
+            <w:tcW w:w="2714" w:type="dxa"/>
+            <w:vAlign w:val="center"/>
+          </w:tcPr>
+          <w:p>
+            <w:r>
+              <w:t>0.765</w:t>
+            </w:r>
+          </w:p>
+        </w:tc>
+        <w:tc>
+          <w:tcPr>
+            <w:tcW w:w="2714" w:type="dxa"/>
+            <w:vAlign w:val="center"/>
+          </w:tcPr>
+          <w:p>
+            <w:r>
+              <w:t>0.745</w:t>
+            </w:r>
+          </w:p>
+        </w:tc>
+        <w:tc>
+          <w:tcPr>
+            <w:tcW w:w="2714" w:type="dxa"/>
+            <w:vAlign w:val="center"/>
+          </w:tcPr>
+          <w:p>
+            <w:r>
+              <w:t>0.755</w:t>
             </w:r>
           </w:p>
         </w:tc>
       </w:tr>
       <w:tr>
-        <w:tblPrEx>
-          <w:tblCellMar>
-            <w:top w:w="0" w:type="dxa"/>
-            <w:bottom w:w="0" w:type="dxa"/>
-          </w:tblCellMar>
-        </w:tblPrEx>
-        <w:tc>
-          <w:tcPr>
-            <w:tcW w:w="3200" w:type="dxa"/>
-          </w:tcPr>
-          <w:p>
-            <w:r>
-              <w:rPr>
-                <w:color w:val="000000"/>
-              </w:rPr>
+        <w:trPr>
+          <w:trHeight w:val="546"/>
+        </w:trPr>
+        <w:tc>
+          <w:tcPr>
+            <w:tcW w:w="3340" w:type="dxa"/>
+            <w:vAlign w:val="center"/>
+          </w:tcPr>
+          <w:p>
+            <w:r>
               <w:t>Neutral</w:t>
             </w:r>
           </w:p>
         </w:tc>
         <w:tc>
           <w:tcPr>
-            <w:tcW w:w="2600" w:type="dxa"/>
-          </w:tcPr>
-          <w:p>
-            <w:r>
-              <w:rPr>
-                <w:color w:val="000000"/>
-              </w:rPr>
-              <w:t>TBD</w:t>
-            </w:r>
-          </w:p>
-        </w:tc>
-        <w:tc>
-          <w:tcPr>
-            <w:tcW w:w="2600" w:type="dxa"/>
-          </w:tcPr>
-          <w:p>
-            <w:r>
-              <w:rPr>
-                <w:color w:val="000000"/>
-              </w:rPr>
-              <w:t>TBD</w:t>
-            </w:r>
-          </w:p>
-        </w:tc>
-        <w:tc>
-          <w:tcPr>
-            <w:tcW w:w="2600" w:type="dxa"/>
-          </w:tcPr>
-          <w:p>
-            <w:r>
-              <w:rPr>
-                <w:color w:val="000000"/>
-              </w:rPr>
-              <w:t>TBD</w:t>
+            <w:tcW w:w="2714" w:type="dxa"/>
+            <w:vAlign w:val="center"/>
+          </w:tcPr>
+          <w:p>
+            <w:r>
+              <w:t>0.627</w:t>
+            </w:r>
+          </w:p>
+        </w:tc>
+        <w:tc>
+          <w:tcPr>
+            <w:tcW w:w="2714" w:type="dxa"/>
+            <w:vAlign w:val="center"/>
+          </w:tcPr>
+          <w:p>
+            <w:r>
+              <w:t>0.671</w:t>
+            </w:r>
+          </w:p>
+        </w:tc>
+        <w:tc>
+          <w:tcPr>
+            <w:tcW w:w="2714" w:type="dxa"/>
+            <w:vAlign w:val="center"/>
+          </w:tcPr>
+          <w:p>
+            <w:r>
+              <w:t>0.648</w:t>
             </w:r>
           </w:p>
         </w:tc>
       </w:tr>
       <w:tr>
-        <w:tblPrEx>
-          <w:tblCellMar>
-            <w:top w:w="0" w:type="dxa"/>
-            <w:bottom w:w="0" w:type="dxa"/>
-          </w:tblCellMar>
-        </w:tblPrEx>
-        <w:tc>
-          <w:tcPr>
-            <w:tcW w:w="3200" w:type="dxa"/>
-          </w:tcPr>
-          <w:p>
-            <w:r>
-              <w:rPr>
-                <w:color w:val="000000"/>
-              </w:rPr>
-              <w:lastRenderedPageBreak/>
-              <w:t>Overall Accuracy</w:t>
-            </w:r>
-          </w:p>
-        </w:tc>
-        <w:tc>
-          <w:tcPr>
-            <w:tcW w:w="2600" w:type="dxa"/>
-          </w:tcPr>
-          <w:p>
-            <w:r>
-              <w:rPr>
-                <w:color w:val="000000"/>
-              </w:rPr>
-              <w:t>—</w:t>
-            </w:r>
-          </w:p>
-        </w:tc>
-        <w:tc>
-          <w:tcPr>
-            <w:tcW w:w="2600" w:type="dxa"/>
-          </w:tcPr>
-          <w:p>
-            <w:r>
-              <w:rPr>
-                <w:color w:val="000000"/>
-              </w:rPr>
-              <w:t>—</w:t>
-            </w:r>
-          </w:p>
-        </w:tc>
-        <w:tc>
-          <w:tcPr>
-            <w:tcW w:w="2600" w:type="dxa"/>
-          </w:tcPr>
-          <w:p>
-            <w:r>
-              <w:rPr>
-                <w:color w:val="000000"/>
-              </w:rPr>
-              <w:t>TBD</w:t>
+        <w:trPr>
+          <w:trHeight w:val="546"/>
+        </w:trPr>
+        <w:tc>
+          <w:tcPr>
+            <w:tcW w:w="3340" w:type="dxa"/>
+            <w:vAlign w:val="center"/>
+          </w:tcPr>
+          <w:p>
+            <w:r>
+              <w:t>Angry</w:t>
+            </w:r>
+          </w:p>
+        </w:tc>
+        <w:tc>
+          <w:tcPr>
+            <w:tcW w:w="2714" w:type="dxa"/>
+            <w:vAlign w:val="center"/>
+          </w:tcPr>
+          <w:p>
+            <w:r>
+              <w:t>0.646</w:t>
+            </w:r>
+          </w:p>
+        </w:tc>
+        <w:tc>
+          <w:tcPr>
+            <w:tcW w:w="2714" w:type="dxa"/>
+            <w:vAlign w:val="center"/>
+          </w:tcPr>
+          <w:p>
+            <w:r>
+              <w:t>0.558</w:t>
+            </w:r>
+          </w:p>
+        </w:tc>
+        <w:tc>
+          <w:tcPr>
+            <w:tcW w:w="2714" w:type="dxa"/>
+            <w:vAlign w:val="center"/>
+          </w:tcPr>
+          <w:p>
+            <w:r>
+              <w:t>0.599</w:t>
             </w:r>
           </w:p>
         </w:tc>
@@ -2558,27 +2633,6 @@
     </w:p>
     <w:p>
       <w:pPr>
-        <w:spacing w:after="150"/>
-      </w:pPr>
-      <w:r>
-        <w:rPr>
-          <w:b/>
-          <w:bCs/>
-          <w:color w:val="C0392B"/>
-        </w:rPr>
-        <w:t xml:space="preserve">[TO FILL IN AFTER TRAINING] </w:t>
-      </w:r>
-      <w:r>
-        <w:rPr>
-          <w:i/>
-          <w:iCs/>
-          <w:color w:val="C0392B"/>
-        </w:rPr>
-        <w:t>Insert the generated assets/confusion_matrix.png image here and discuss which emotion pairs are most frequently confused (commonly Fear/Sad and Angry/Disgust are hard to separate on FER2013).</w:t>
-      </w:r>
-    </w:p>
-    <w:p>
-      <w:pPr>
         <w:pStyle w:val="Heading2"/>
         <w:spacing w:before="200" w:after="100"/>
         <w:rPr>
@@ -2598,43 +2652,144 @@
     </w:p>
     <w:p>
       <w:pPr>
-        <w:spacing w:after="150"/>
-      </w:pPr>
-      <w:r>
-        <w:rPr>
-          <w:b/>
-          <w:bCs/>
-          <w:color w:val="C0392B"/>
-        </w:rPr>
-        <w:t xml:space="preserve">[TO FILL IN AFTER TRAINING] </w:t>
-      </w:r>
-      <w:r>
-        <w:rPr>
-          <w:i/>
-          <w:iCs/>
-          <w:color w:val="C0392B"/>
-        </w:rPr>
-        <w:t xml:space="preserve">Include 2-3 annotated screenshots from running `python -m </w:t>
-      </w:r>
-      <w:proofErr w:type="spellStart"/>
-      <w:proofErr w:type="gramStart"/>
-      <w:r>
-        <w:rPr>
-          <w:i/>
-          <w:iCs/>
-          <w:color w:val="C0392B"/>
-        </w:rPr>
-        <w:t>src.detect</w:t>
-      </w:r>
-      <w:proofErr w:type="spellEnd"/>
-      <w:proofErr w:type="gramEnd"/>
-      <w:r>
-        <w:rPr>
-          <w:i/>
-          <w:iCs/>
-          <w:color w:val="C0392B"/>
-        </w:rPr>
-        <w:t xml:space="preserve"> --image ...` or a webcam session, showing correctly (and if relevant, incorrectly) classified expressions.</w:t>
+        <w:pStyle w:val="Heading2"/>
+        <w:spacing w:before="200" w:after="100"/>
+        <w:rPr>
+          <w:b/>
+          <w:bCs/>
+          <w:color w:val="auto"/>
+        </w:rPr>
+      </w:pPr>
+      <w:r>
+        <w:rPr>
+          <w:b/>
+          <w:bCs/>
+          <w:noProof/>
+          <w:color w:val="auto"/>
+        </w:rPr>
+        <w:drawing>
+          <wp:inline distT="0" distB="0" distL="0" distR="0" wp14:anchorId="5574D265" wp14:editId="7C6C09B5">
+            <wp:extent cx="5943600" cy="3037114"/>
+            <wp:effectExtent l="0" t="0" r="0" b="0"/>
+            <wp:docPr id="1901807568" name="Picture 2"/>
+            <wp:cNvGraphicFramePr>
+              <a:graphicFrameLocks xmlns:a="http://schemas.openxmlformats.org/drawingml/2006/main" noChangeAspect="1"/>
+            </wp:cNvGraphicFramePr>
+            <a:graphic xmlns:a="http://schemas.openxmlformats.org/drawingml/2006/main">
+              <a:graphicData uri="http://schemas.openxmlformats.org/drawingml/2006/picture">
+                <pic:pic xmlns:pic="http://schemas.openxmlformats.org/drawingml/2006/picture">
+                  <pic:nvPicPr>
+                    <pic:cNvPr id="1901807568" name="Picture 1901807568"/>
+                    <pic:cNvPicPr/>
+                  </pic:nvPicPr>
+                  <pic:blipFill>
+                    <a:blip r:embed="rId6">
+                      <a:extLst>
+                        <a:ext uri="{28A0092B-C50C-407E-A947-70E740481C1C}">
+                          <a14:useLocalDpi xmlns:a14="http://schemas.microsoft.com/office/drawing/2010/main" val="0"/>
+                        </a:ext>
+                      </a:extLst>
+                    </a:blip>
+                    <a:stretch>
+                      <a:fillRect/>
+                    </a:stretch>
+                  </pic:blipFill>
+                  <pic:spPr>
+                    <a:xfrm>
+                      <a:off x="0" y="0"/>
+                      <a:ext cx="5946466" cy="3038578"/>
+                    </a:xfrm>
+                    <a:prstGeom prst="rect">
+                      <a:avLst/>
+                    </a:prstGeom>
+                  </pic:spPr>
+                </pic:pic>
+              </a:graphicData>
+            </a:graphic>
+          </wp:inline>
+        </w:drawing>
+      </w:r>
+    </w:p>
+    <w:p>
+      <w:pPr>
+        <w:pStyle w:val="Heading2"/>
+        <w:spacing w:before="200" w:after="100"/>
+        <w:rPr>
+          <w:b/>
+          <w:bCs/>
+          <w:color w:val="auto"/>
+        </w:rPr>
+      </w:pPr>
+    </w:p>
+    <w:p>
+      <w:pPr>
+        <w:pStyle w:val="Heading2"/>
+        <w:spacing w:before="200" w:after="100"/>
+        <w:rPr>
+          <w:b/>
+          <w:bCs/>
+          <w:color w:val="auto"/>
+        </w:rPr>
+      </w:pPr>
+    </w:p>
+    <w:p>
+      <w:pPr>
+        <w:pStyle w:val="Heading2"/>
+        <w:spacing w:before="200" w:after="100"/>
+        <w:rPr>
+          <w:b/>
+          <w:bCs/>
+          <w:color w:val="auto"/>
+        </w:rPr>
+      </w:pPr>
+      <w:r>
+        <w:rPr>
+          <w:b/>
+          <w:bCs/>
+          <w:noProof/>
+          <w:color w:val="auto"/>
+        </w:rPr>
+        <w:drawing>
+          <wp:inline distT="0" distB="0" distL="0" distR="0" wp14:anchorId="6720C0A7" wp14:editId="36EFE345">
+            <wp:extent cx="5943600" cy="3799114"/>
+            <wp:effectExtent l="0" t="0" r="0" b="0"/>
+            <wp:docPr id="484803176" name="Picture 4"/>
+            <wp:cNvGraphicFramePr>
+              <a:graphicFrameLocks xmlns:a="http://schemas.openxmlformats.org/drawingml/2006/main" noChangeAspect="1"/>
+            </wp:cNvGraphicFramePr>
+            <a:graphic xmlns:a="http://schemas.openxmlformats.org/drawingml/2006/main">
+              <a:graphicData uri="http://schemas.openxmlformats.org/drawingml/2006/picture">
+                <pic:pic xmlns:pic="http://schemas.openxmlformats.org/drawingml/2006/picture">
+                  <pic:nvPicPr>
+                    <pic:cNvPr id="484803176" name="Picture 484803176"/>
+                    <pic:cNvPicPr/>
+                  </pic:nvPicPr>
+                  <pic:blipFill>
+                    <a:blip r:embed="rId7">
+                      <a:extLst>
+                        <a:ext uri="{28A0092B-C50C-407E-A947-70E740481C1C}">
+                          <a14:useLocalDpi xmlns:a14="http://schemas.microsoft.com/office/drawing/2010/main" val="0"/>
+                        </a:ext>
+                      </a:extLst>
+                    </a:blip>
+                    <a:stretch>
+                      <a:fillRect/>
+                    </a:stretch>
+                  </pic:blipFill>
+                  <pic:spPr>
+                    <a:xfrm>
+                      <a:off x="0" y="0"/>
+                      <a:ext cx="5950668" cy="3803632"/>
+                    </a:xfrm>
+                    <a:prstGeom prst="rect">
+                      <a:avLst/>
+                    </a:prstGeom>
+                  </pic:spPr>
+                </pic:pic>
+              </a:graphicData>
+            </a:graphic>
+          </wp:inline>
+        </w:drawing>
       </w:r>
     </w:p>
     <w:p>
@@ -2653,6 +2808,7 @@
           <w:bCs/>
           <w:color w:val="auto"/>
         </w:rPr>
+        <w:lastRenderedPageBreak/>
         <w:t>7. Discussion &amp; Limitations</w:t>
       </w:r>
     </w:p>
@@ -2808,6 +2964,16 @@
     </w:p>
     <w:p>
       <w:pPr>
+        <w:pStyle w:val="pdq2pgselectionanchorcontainer"/>
+      </w:pPr>
+    </w:p>
+    <w:p>
+      <w:pPr>
+        <w:pStyle w:val="pdq2pgselectionanchorcontainer"/>
+      </w:pPr>
+    </w:p>
+    <w:p>
+      <w:pPr>
         <w:pStyle w:val="Heading1"/>
         <w:spacing w:before="300" w:after="150"/>
         <w:rPr>
@@ -2826,54 +2992,112 @@
           <w:sz w:val="40"/>
           <w:szCs w:val="40"/>
         </w:rPr>
+        <w:t xml:space="preserve">9. </w:t>
+      </w:r>
+      <w:r>
+        <w:rPr>
+          <w:b/>
+          <w:bCs/>
+          <w:color w:val="auto"/>
+          <w:sz w:val="40"/>
+          <w:szCs w:val="40"/>
+        </w:rPr>
         <w:t>References</w:t>
       </w:r>
     </w:p>
     <w:p>
       <w:pPr>
         <w:spacing w:after="150"/>
-      </w:pPr>
-      <w:r>
+        <w:rPr>
+          <w:sz w:val="24"/>
+          <w:szCs w:val="24"/>
+        </w:rPr>
+      </w:pPr>
+      <w:r>
+        <w:rPr>
+          <w:sz w:val="24"/>
+          <w:szCs w:val="24"/>
+        </w:rPr>
         <w:t>1. Goodfellow, I. et al. "Challenges in Representation Learning: A Report on Three Machine Learning Contests." (FER2013 dataset origin), 2013.</w:t>
       </w:r>
     </w:p>
     <w:p>
       <w:pPr>
         <w:spacing w:after="150"/>
-      </w:pPr>
-      <w:r>
+        <w:rPr>
+          <w:sz w:val="24"/>
+          <w:szCs w:val="24"/>
+        </w:rPr>
+      </w:pPr>
+      <w:r>
+        <w:rPr>
+          <w:sz w:val="24"/>
+          <w:szCs w:val="24"/>
+        </w:rPr>
         <w:t>2. Viola, P., Jones, M. "Rapid Object Detection using a Boosted Cascade of Simple Features." CVPR 2001. (Haar cascade face detection)</w:t>
       </w:r>
     </w:p>
     <w:p>
       <w:pPr>
         <w:spacing w:after="150"/>
-      </w:pPr>
-      <w:r>
+        <w:rPr>
+          <w:sz w:val="24"/>
+          <w:szCs w:val="24"/>
+        </w:rPr>
+      </w:pPr>
+      <w:r>
+        <w:rPr>
+          <w:sz w:val="24"/>
+          <w:szCs w:val="24"/>
+        </w:rPr>
         <w:t>3. He, K. et al. "Deep Residual Learning for Image Recognition." CVPR 2016. (Architectural reference for CNN design choices)</w:t>
       </w:r>
     </w:p>
     <w:p>
       <w:pPr>
         <w:spacing w:after="150"/>
-      </w:pPr>
-      <w:r>
+        <w:rPr>
+          <w:sz w:val="24"/>
+          <w:szCs w:val="24"/>
+        </w:rPr>
+      </w:pPr>
+      <w:r>
+        <w:rPr>
+          <w:sz w:val="24"/>
+          <w:szCs w:val="24"/>
+        </w:rPr>
         <w:t xml:space="preserve">4. </w:t>
       </w:r>
       <w:proofErr w:type="spellStart"/>
       <w:r>
+        <w:rPr>
+          <w:sz w:val="24"/>
+          <w:szCs w:val="24"/>
+        </w:rPr>
         <w:t>PyTorch</w:t>
       </w:r>
       <w:proofErr w:type="spellEnd"/>
       <w:r>
+        <w:rPr>
+          <w:sz w:val="24"/>
+          <w:szCs w:val="24"/>
+        </w:rPr>
         <w:t xml:space="preserve"> documentation: https://pytorch.org/docs/</w:t>
       </w:r>
     </w:p>
     <w:p>
       <w:pPr>
         <w:spacing w:after="150"/>
-      </w:pPr>
-      <w:r>
+        <w:rPr>
+          <w:sz w:val="24"/>
+          <w:szCs w:val="24"/>
+        </w:rPr>
+      </w:pPr>
+      <w:r>
+        <w:rPr>
+          <w:sz w:val="24"/>
+          <w:szCs w:val="24"/>
+        </w:rPr>
         <w:t>5. OpenCV documentation: https://docs.opencv.org/</w:t>
       </w:r>
     </w:p>
